--- a/CMA_B1_Ch04_AnswerKeys.docx
+++ b/CMA_B1_Ch04_AnswerKeys.docx
@@ -27,7 +27,7 @@
           <w:sz w:val="20"/>
           <w:szCs w:val="20"/>
         </w:rPr>
-        <w:t xml:space="preserve">Section 4.2 · Equity and the Statement of Changes in Equity · 32 items · keep this sheet separate from the handout</w:t>
+        <w:t xml:space="preserve">Issuing and buying back shares · Equity and the Statement of Changes in Equity · 32 items · keep this sheet separate from the handout</w:t>
       </w:r>
     </w:p>
     <w:tbl>
@@ -1852,7 +1852,7 @@
           <w:sz w:val="20"/>
           <w:szCs w:val="20"/>
         </w:rPr>
-        <w:t xml:space="preserve">Section 4.3 · Equity and the Statement of Changes in Equity · 42 items · keep this sheet separate from the handout</w:t>
+        <w:t xml:space="preserve">Dividends, stock dividends and stock splits · Equity and the Statement of Changes in Equity · 42 items · keep this sheet separate from the handout</w:t>
       </w:r>
     </w:p>
     <w:tbl>
@@ -4098,7 +4098,7 @@
           <w:sz w:val="20"/>
           <w:szCs w:val="20"/>
         </w:rPr>
-        <w:t xml:space="preserve">The practice set · Equity and the Statement of Changes in Equity · 47 items · keep this sheet separate from the handout</w:t>
+        <w:t xml:space="preserve">Equity and the Statement of Changes in Equity: exam practice · Equity and the Statement of Changes in Equity · 47 items · keep this sheet separate from the handout</w:t>
       </w:r>
     </w:p>
     <w:tbl>
